--- a/Session01.docx
+++ b/Session01.docx
@@ -50,398 +50,400 @@
           <w:sz w:val="26"/>
           <w:szCs w:val="26"/>
         </w:rPr>
-        <w:t>1.1 Phân biệt Group (Nhóm) và Team (Đ</w:t>
+        <w:t>1.1 Phân biệt Group (Nhóm) và Team (Đội nhóm)</w:t>
+      </w:r>
+    </w:p>
+    <w:p>
+      <w:pPr>
+        <w:rPr>
+          <w:rFonts w:hint="default" w:ascii="Times New Roman" w:hAnsi="Times New Roman"/>
+          <w:sz w:val="26"/>
+          <w:szCs w:val="26"/>
+        </w:rPr>
+      </w:pPr>
+      <w:r>
+        <w:rPr>
+          <w:rFonts w:hint="default" w:ascii="Times New Roman" w:hAnsi="Times New Roman"/>
+          <w:sz w:val="26"/>
+          <w:szCs w:val="26"/>
+        </w:rPr>
+        <w:t>Dựa trên lý thuyết về hành vi tổ chức, tập hợp 5 thành viên này hiện đang hoạt động hoàn toàn dưới hình thức Group (Nhóm làm việc), chưa đạt đến mức độ của một Team (Đội nhóm).</w:t>
+      </w:r>
+    </w:p>
+    <w:p>
+      <w:pPr>
+        <w:rPr>
+          <w:rFonts w:hint="default" w:ascii="Times New Roman" w:hAnsi="Times New Roman"/>
+          <w:sz w:val="26"/>
+          <w:szCs w:val="26"/>
+        </w:rPr>
+      </w:pPr>
+    </w:p>
+    <w:p>
+      <w:pPr>
+        <w:rPr>
+          <w:rFonts w:hint="default" w:ascii="Times New Roman" w:hAnsi="Times New Roman"/>
+          <w:sz w:val="26"/>
+          <w:szCs w:val="26"/>
+        </w:rPr>
+      </w:pPr>
+      <w:r>
+        <w:rPr>
+          <w:rFonts w:hint="default" w:ascii="Times New Roman" w:hAnsi="Times New Roman"/>
+          <w:sz w:val="26"/>
+          <w:szCs w:val="26"/>
+        </w:rPr>
+        <w:t>Sự khác biệt cốt lõi nằm ở tính liên kết và sự cộng hưởng (synergy). Một "Team" đòi hỏi trách nhiệm chia sẻ, sự phụ thuộc lẫn nhau để đạt mục tiêu chung và phối hợp nhịp nhàng. Trong khi đó, dự án này đang thể hiện sự đứt gãy về chuỗi giá trị, được minh chứng qua 02 hành vi cụ thể:</w:t>
+      </w:r>
+    </w:p>
+    <w:p>
+      <w:pPr>
+        <w:rPr>
+          <w:rFonts w:hint="default" w:ascii="Times New Roman" w:hAnsi="Times New Roman"/>
+          <w:sz w:val="26"/>
+          <w:szCs w:val="26"/>
+        </w:rPr>
+      </w:pPr>
+    </w:p>
+    <w:p>
+      <w:pPr>
+        <w:rPr>
+          <w:rFonts w:hint="default" w:ascii="Times New Roman" w:hAnsi="Times New Roman"/>
+          <w:sz w:val="26"/>
+          <w:szCs w:val="26"/>
+        </w:rPr>
+      </w:pPr>
+      <w:r>
+        <w:rPr>
+          <w:rFonts w:hint="default" w:ascii="Times New Roman" w:hAnsi="Times New Roman"/>
+          <w:sz w:val="26"/>
+          <w:szCs w:val="26"/>
+        </w:rPr>
+        <w:t>Làm việc theo kiểu "silo" (cục bộ): Người phụ trách nội dung và Người thiết kế “làm việc riêng lẻ, ai làm xong phần người nấy và không cập nhật tiến độ”. Họ coi công việc của mình là một mảnh ghép độc lập thay vì một sản phẩm thống nhất cần sự hợp tác liên tục.</w:t>
+      </w:r>
+    </w:p>
+    <w:p>
+      <w:pPr>
+        <w:rPr>
+          <w:rFonts w:hint="default" w:ascii="Times New Roman" w:hAnsi="Times New Roman"/>
+          <w:sz w:val="26"/>
+          <w:szCs w:val="26"/>
+        </w:rPr>
+      </w:pPr>
+    </w:p>
+    <w:p>
+      <w:pPr>
+        <w:rPr>
+          <w:rFonts w:hint="default" w:ascii="Times New Roman" w:hAnsi="Times New Roman"/>
+          <w:sz w:val="26"/>
+          <w:szCs w:val="26"/>
+        </w:rPr>
+      </w:pPr>
+      <w:r>
+        <w:rPr>
+          <w:rFonts w:hint="default" w:ascii="Times New Roman" w:hAnsi="Times New Roman"/>
+          <w:sz w:val="26"/>
+          <w:szCs w:val="26"/>
+        </w:rPr>
+        <w:t>Thiếu trách nhiệm tập thể và quy trình chung: Các thành viên “tự ý đề xuất chi phí mà không báo cáo”. Điều này cho thấy họ chỉ quan tâm đến phần việc cá nhân mà bỏ qua lợi ích và rủi ro của toàn dự án (nguy cơ vượt ngân sách), phớt lờ vai trò của Người quản lý ngân sách.</w:t>
+      </w:r>
+    </w:p>
+    <w:p>
+      <w:pPr>
+        <w:rPr>
+          <w:rFonts w:hint="default" w:ascii="Times New Roman" w:hAnsi="Times New Roman"/>
+          <w:sz w:val="26"/>
+          <w:szCs w:val="26"/>
+        </w:rPr>
+      </w:pPr>
+    </w:p>
+    <w:p>
+      <w:pPr>
+        <w:rPr>
+          <w:rFonts w:hint="default" w:ascii="Times New Roman" w:hAnsi="Times New Roman"/>
+          <w:sz w:val="26"/>
+          <w:szCs w:val="26"/>
+        </w:rPr>
+      </w:pPr>
+      <w:r>
+        <w:rPr>
+          <w:rFonts w:hint="default" w:ascii="Times New Roman" w:hAnsi="Times New Roman"/>
+          <w:sz w:val="26"/>
+          <w:szCs w:val="26"/>
+        </w:rPr>
+        <w:t>1.2 Ứng dụng mô hình Tuckman</w:t>
+      </w:r>
+    </w:p>
+    <w:p>
+      <w:pPr>
+        <w:rPr>
+          <w:rFonts w:hint="default" w:ascii="Times New Roman" w:hAnsi="Times New Roman"/>
+          <w:sz w:val="26"/>
+          <w:szCs w:val="26"/>
+        </w:rPr>
+      </w:pPr>
+      <w:r>
+        <w:rPr>
+          <w:rFonts w:hint="default" w:ascii="Times New Roman" w:hAnsi="Times New Roman"/>
+          <w:sz w:val="26"/>
+          <w:szCs w:val="26"/>
+        </w:rPr>
+        <w:t>Sự chuyển biến tâm lý của nhóm từ tuần 1 sang tuần 3 là một minh họa sách giáo khoa cho hai giai đoạn đầu tiên trong mô hình phát triển nhóm của Bruce Tuckman:</w:t>
+      </w:r>
+    </w:p>
+    <w:p>
+      <w:pPr>
+        <w:rPr>
+          <w:rFonts w:hint="default" w:ascii="Times New Roman" w:hAnsi="Times New Roman"/>
+          <w:sz w:val="26"/>
+          <w:szCs w:val="26"/>
+        </w:rPr>
+      </w:pPr>
+    </w:p>
+    <w:p>
+      <w:pPr>
+        <w:rPr>
+          <w:rFonts w:hint="default" w:ascii="Times New Roman" w:hAnsi="Times New Roman"/>
+          <w:sz w:val="26"/>
+          <w:szCs w:val="26"/>
+        </w:rPr>
+      </w:pPr>
+      <w:r>
+        <w:rPr>
+          <w:rFonts w:hint="default" w:ascii="Times New Roman" w:hAnsi="Times New Roman"/>
+          <w:sz w:val="26"/>
+          <w:szCs w:val="26"/>
+        </w:rPr>
+        <w:t>Tuần 1 - Giai đoạn Hình thành (Forming):</w:t>
+      </w:r>
+    </w:p>
+    <w:p>
+      <w:pPr>
+        <w:rPr>
+          <w:rFonts w:hint="default" w:ascii="Times New Roman" w:hAnsi="Times New Roman"/>
+          <w:sz w:val="26"/>
+          <w:szCs w:val="26"/>
+        </w:rPr>
+      </w:pPr>
+    </w:p>
+    <w:p>
+      <w:pPr>
+        <w:rPr>
+          <w:rFonts w:hint="default" w:ascii="Times New Roman" w:hAnsi="Times New Roman"/>
+          <w:sz w:val="26"/>
+          <w:szCs w:val="26"/>
+        </w:rPr>
+      </w:pPr>
+      <w:r>
+        <w:rPr>
+          <w:rFonts w:hint="default" w:ascii="Times New Roman" w:hAnsi="Times New Roman"/>
+          <w:sz w:val="26"/>
+          <w:szCs w:val="26"/>
+        </w:rPr>
+        <w:t>Đặc điểm lý thuyết: Các thành viên mới làm quen, dè dặt, lịch sự, tránh xung đột và phụ thuộc nhiều vào người lãnh đạo để biết mình phải làm gì.</w:t>
+      </w:r>
+    </w:p>
+    <w:p>
+      <w:pPr>
+        <w:rPr>
+          <w:rFonts w:hint="default" w:ascii="Times New Roman" w:hAnsi="Times New Roman"/>
+          <w:sz w:val="26"/>
+          <w:szCs w:val="26"/>
+        </w:rPr>
+      </w:pPr>
+    </w:p>
+    <w:p>
+      <w:pPr>
+        <w:rPr>
+          <w:rFonts w:hint="default" w:ascii="Times New Roman" w:hAnsi="Times New Roman"/>
+          <w:sz w:val="26"/>
+          <w:szCs w:val="26"/>
+        </w:rPr>
+      </w:pPr>
+      <w:r>
+        <w:rPr>
+          <w:rFonts w:hint="default" w:ascii="Times New Roman" w:hAnsi="Times New Roman"/>
+          <w:sz w:val="26"/>
+          <w:szCs w:val="26"/>
+        </w:rPr>
+        <w:t>Dấu hiệu trong tình huống: Mọi người “tỏ ra rất lịch sự, giữ ý” và có tâm lý “chủ yếu chờ đợi Trưởng nhóm phân công công việc”. Nhóm chưa có xung đột vì chưa thực sự va chạm trong công việc thực tế.</w:t>
+      </w:r>
+    </w:p>
+    <w:p>
+      <w:pPr>
+        <w:rPr>
+          <w:rFonts w:hint="default" w:ascii="Times New Roman" w:hAnsi="Times New Roman"/>
+          <w:sz w:val="26"/>
+          <w:szCs w:val="26"/>
+        </w:rPr>
+      </w:pPr>
+    </w:p>
+    <w:p>
+      <w:pPr>
+        <w:rPr>
+          <w:rFonts w:hint="default" w:ascii="Times New Roman" w:hAnsi="Times New Roman"/>
+          <w:sz w:val="26"/>
+          <w:szCs w:val="26"/>
+        </w:rPr>
+      </w:pPr>
+      <w:r>
+        <w:rPr>
+          <w:rFonts w:hint="default" w:ascii="Times New Roman" w:hAnsi="Times New Roman"/>
+          <w:sz w:val="26"/>
+          <w:szCs w:val="26"/>
+        </w:rPr>
+        <w:t>Tuần 3 - Giai đoạn Xung đột (Storming):</w:t>
+      </w:r>
+    </w:p>
+    <w:p>
+      <w:pPr>
+        <w:rPr>
+          <w:rFonts w:hint="default" w:ascii="Times New Roman" w:hAnsi="Times New Roman"/>
+          <w:sz w:val="26"/>
+          <w:szCs w:val="26"/>
+        </w:rPr>
+      </w:pPr>
+    </w:p>
+    <w:p>
+      <w:pPr>
+        <w:rPr>
+          <w:rFonts w:hint="default" w:ascii="Times New Roman" w:hAnsi="Times New Roman"/>
+          <w:sz w:val="26"/>
+          <w:szCs w:val="26"/>
+        </w:rPr>
+      </w:pPr>
+      <w:r>
+        <w:rPr>
+          <w:rFonts w:hint="default" w:ascii="Times New Roman" w:hAnsi="Times New Roman"/>
+          <w:sz w:val="26"/>
+          <w:szCs w:val="26"/>
+        </w:rPr>
+        <w:t>Đặc điểm lý thuyết: Khi bắt đầu triển khai công việc, sự khác biệt về phong cách, quan điểm và lợi ích cá nhân bộc lộ. Các thành viên bắt đầu tranh giành ảnh hưởng, phản kháng lại các rào cản và thường xuyên xảy ra mâu thuẫn.</w:t>
+      </w:r>
+    </w:p>
+    <w:p>
+      <w:pPr>
+        <w:rPr>
+          <w:rFonts w:hint="default" w:ascii="Times New Roman" w:hAnsi="Times New Roman"/>
+          <w:sz w:val="26"/>
+          <w:szCs w:val="26"/>
+        </w:rPr>
+      </w:pPr>
+    </w:p>
+    <w:p>
+      <w:pPr>
+        <w:rPr>
+          <w:rFonts w:hint="default" w:ascii="Times New Roman" w:hAnsi="Times New Roman"/>
+          <w:sz w:val="26"/>
+          <w:szCs w:val="26"/>
+        </w:rPr>
+      </w:pPr>
+      <w:r>
+        <w:rPr>
+          <w:rFonts w:hint="default" w:ascii="Times New Roman" w:hAnsi="Times New Roman"/>
+          <w:sz w:val="26"/>
+          <w:szCs w:val="26"/>
+        </w:rPr>
+        <w:t>Dấu hiệu trong tình huống: Không khí “rất căng thẳng”. Xuất hiện “tranh luận gay gắt” (Nội dung vs. Thiết kế), sự bất mãn, “phàn nàn” (Quản lý ngân sách) và sự áp đặt quan điểm cá nhân (Người liên hệ đối tác).</w:t>
+      </w:r>
+    </w:p>
+    <w:p>
+      <w:pPr>
+        <w:rPr>
+          <w:rFonts w:hint="default" w:ascii="Times New Roman" w:hAnsi="Times New Roman"/>
+          <w:sz w:val="26"/>
+          <w:szCs w:val="26"/>
+        </w:rPr>
+      </w:pPr>
+    </w:p>
+    <w:p>
+      <w:pPr>
+        <w:rPr>
+          <w:rFonts w:hint="default" w:ascii="Times New Roman" w:hAnsi="Times New Roman"/>
+          <w:sz w:val="26"/>
+          <w:szCs w:val="26"/>
+        </w:rPr>
+      </w:pPr>
+      <w:r>
+        <w:rPr>
+          <w:rFonts w:hint="default" w:ascii="Times New Roman" w:hAnsi="Times New Roman"/>
+          <w:sz w:val="26"/>
+          <w:szCs w:val="26"/>
+        </w:rPr>
+        <w:t>2. Chẩn đoán nguyên nhân và hệ lụy (Nhiệm vụ 2)</w:t>
+      </w:r>
+    </w:p>
+    <w:p>
+      <w:pPr>
+        <w:rPr>
+          <w:rFonts w:hint="default" w:ascii="Times New Roman" w:hAnsi="Times New Roman"/>
+          <w:sz w:val="26"/>
+          <w:szCs w:val="26"/>
+        </w:rPr>
+      </w:pPr>
+      <w:r>
+        <w:rPr>
+          <w:rFonts w:hint="default" w:ascii="Times New Roman" w:hAnsi="Times New Roman"/>
+          <w:sz w:val="26"/>
+          <w:szCs w:val="26"/>
+        </w:rPr>
+        <w:t>2.1 Nhận diện khó khăn</w:t>
+      </w:r>
+    </w:p>
+    <w:p>
+      <w:pPr>
+        <w:rPr>
+          <w:rFonts w:hint="default" w:ascii="Times New Roman" w:hAnsi="Times New Roman"/>
+          <w:sz w:val="26"/>
+          <w:szCs w:val="26"/>
+        </w:rPr>
+      </w:pPr>
+      <w:r>
+        <w:rPr>
+          <w:rFonts w:hint="default" w:ascii="Times New Roman" w:hAnsi="Times New Roman"/>
+          <w:sz w:val="26"/>
+          <w:szCs w:val="26"/>
+        </w:rPr>
+        <w:t>Đối chiếu với các rào cản phổ biến khi làm việc nhóm, tập thể này đang mắc phải 4 vấn đề nghiêm trọng:</w:t>
+      </w:r>
+    </w:p>
+    <w:p>
+      <w:pPr>
+        <w:rPr>
+          <w:rFonts w:hint="default" w:ascii="Times New Roman" w:hAnsi="Times New Roman"/>
+          <w:sz w:val="26"/>
+          <w:szCs w:val="26"/>
+        </w:rPr>
+      </w:pPr>
+    </w:p>
+    <w:p>
+      <w:pPr>
+        <w:rPr>
+          <w:rFonts w:hint="default" w:ascii="Times New Roman" w:hAnsi="Times New Roman"/>
+          <w:sz w:val="26"/>
+          <w:szCs w:val="26"/>
+          <w:lang w:val="en-US"/>
+        </w:rPr>
+      </w:pPr>
+      <w:r>
+        <w:rPr>
+          <w:rFonts w:hint="default" w:ascii="Times New Roman" w:hAnsi="Times New Roman"/>
+          <w:sz w:val="26"/>
+          <w:szCs w:val="26"/>
+        </w:rPr>
+        <w:t>Giao tiếp kém và thiếu kỹ năng phối hợp: Biểu hiện rõ nhất ở Người phụ trách nội dung và Người thiết kế. Thay vì ngồi lại làm rõ "brief" (yêu cầu thiết kế) và cập nhật tiến độ, họ lại chọn cách đổ lỗi cho nhau (thiết kế chê nội dung chung chung, nội dung chê thiết kế không đọc kỹ)…</w:t>
+      </w:r>
+      <w:r>
+        <w:rPr>
+          <w:rFonts w:hint="default" w:ascii="Times New Roman" w:hAnsi="Times New Roman"/>
+          <w:sz w:val="26"/>
+          <w:szCs w:val="26"/>
+          <w:lang w:val="en-US"/>
+        </w:rPr>
+        <w:t>1</w:t>
       </w:r>
       <w:bookmarkStart w:id="0" w:name="_GoBack"/>
       <w:bookmarkEnd w:id="0"/>
-      <w:r>
-        <w:rPr>
-          <w:rFonts w:hint="default" w:ascii="Times New Roman" w:hAnsi="Times New Roman"/>
-          <w:sz w:val="26"/>
-          <w:szCs w:val="26"/>
-        </w:rPr>
-        <w:t>ội nhóm)</w:t>
-      </w:r>
-    </w:p>
-    <w:p>
-      <w:pPr>
-        <w:rPr>
-          <w:rFonts w:hint="default" w:ascii="Times New Roman" w:hAnsi="Times New Roman"/>
-          <w:sz w:val="26"/>
-          <w:szCs w:val="26"/>
-        </w:rPr>
-      </w:pPr>
-      <w:r>
-        <w:rPr>
-          <w:rFonts w:hint="default" w:ascii="Times New Roman" w:hAnsi="Times New Roman"/>
-          <w:sz w:val="26"/>
-          <w:szCs w:val="26"/>
-        </w:rPr>
-        <w:t>Dựa trên lý thuyết về hành vi tổ chức, tập hợp 5 thành viên này hiện đang hoạt động hoàn toàn dưới hình thức Group (Nhóm làm việc), chưa đạt đến mức độ của một Team (Đội nhóm).</w:t>
-      </w:r>
-    </w:p>
-    <w:p>
-      <w:pPr>
-        <w:rPr>
-          <w:rFonts w:hint="default" w:ascii="Times New Roman" w:hAnsi="Times New Roman"/>
-          <w:sz w:val="26"/>
-          <w:szCs w:val="26"/>
-        </w:rPr>
-      </w:pPr>
-    </w:p>
-    <w:p>
-      <w:pPr>
-        <w:rPr>
-          <w:rFonts w:hint="default" w:ascii="Times New Roman" w:hAnsi="Times New Roman"/>
-          <w:sz w:val="26"/>
-          <w:szCs w:val="26"/>
-        </w:rPr>
-      </w:pPr>
-      <w:r>
-        <w:rPr>
-          <w:rFonts w:hint="default" w:ascii="Times New Roman" w:hAnsi="Times New Roman"/>
-          <w:sz w:val="26"/>
-          <w:szCs w:val="26"/>
-        </w:rPr>
-        <w:t>Sự khác biệt cốt lõi nằm ở tính liên kết và sự cộng hưởng (synergy). Một "Team" đòi hỏi trách nhiệm chia sẻ, sự phụ thuộc lẫn nhau để đạt mục tiêu chung và phối hợp nhịp nhàng. Trong khi đó, dự án này đang thể hiện sự đứt gãy về chuỗi giá trị, được minh chứng qua 02 hành vi cụ thể:</w:t>
-      </w:r>
-    </w:p>
-    <w:p>
-      <w:pPr>
-        <w:rPr>
-          <w:rFonts w:hint="default" w:ascii="Times New Roman" w:hAnsi="Times New Roman"/>
-          <w:sz w:val="26"/>
-          <w:szCs w:val="26"/>
-        </w:rPr>
-      </w:pPr>
-    </w:p>
-    <w:p>
-      <w:pPr>
-        <w:rPr>
-          <w:rFonts w:hint="default" w:ascii="Times New Roman" w:hAnsi="Times New Roman"/>
-          <w:sz w:val="26"/>
-          <w:szCs w:val="26"/>
-        </w:rPr>
-      </w:pPr>
-      <w:r>
-        <w:rPr>
-          <w:rFonts w:hint="default" w:ascii="Times New Roman" w:hAnsi="Times New Roman"/>
-          <w:sz w:val="26"/>
-          <w:szCs w:val="26"/>
-        </w:rPr>
-        <w:t>Làm việc theo kiểu "silo" (cục bộ): Người phụ trách nội dung và Người thiết kế “làm việc riêng lẻ, ai làm xong phần người nấy và không cập nhật tiến độ”. Họ coi công việc của mình là một mảnh ghép độc lập thay vì một sản phẩm thống nhất cần sự hợp tác liên tục.</w:t>
-      </w:r>
-    </w:p>
-    <w:p>
-      <w:pPr>
-        <w:rPr>
-          <w:rFonts w:hint="default" w:ascii="Times New Roman" w:hAnsi="Times New Roman"/>
-          <w:sz w:val="26"/>
-          <w:szCs w:val="26"/>
-        </w:rPr>
-      </w:pPr>
-    </w:p>
-    <w:p>
-      <w:pPr>
-        <w:rPr>
-          <w:rFonts w:hint="default" w:ascii="Times New Roman" w:hAnsi="Times New Roman"/>
-          <w:sz w:val="26"/>
-          <w:szCs w:val="26"/>
-        </w:rPr>
-      </w:pPr>
-      <w:r>
-        <w:rPr>
-          <w:rFonts w:hint="default" w:ascii="Times New Roman" w:hAnsi="Times New Roman"/>
-          <w:sz w:val="26"/>
-          <w:szCs w:val="26"/>
-        </w:rPr>
-        <w:t>Thiếu trách nhiệm tập thể và quy trình chung: Các thành viên “tự ý đề xuất chi phí mà không báo cáo”. Điều này cho thấy họ chỉ quan tâm đến phần việc cá nhân mà bỏ qua lợi ích và rủi ro của toàn dự án (nguy cơ vượt ngân sách), phớt lờ vai trò của Người quản lý ngân sách.</w:t>
-      </w:r>
-    </w:p>
-    <w:p>
-      <w:pPr>
-        <w:rPr>
-          <w:rFonts w:hint="default" w:ascii="Times New Roman" w:hAnsi="Times New Roman"/>
-          <w:sz w:val="26"/>
-          <w:szCs w:val="26"/>
-        </w:rPr>
-      </w:pPr>
-    </w:p>
-    <w:p>
-      <w:pPr>
-        <w:rPr>
-          <w:rFonts w:hint="default" w:ascii="Times New Roman" w:hAnsi="Times New Roman"/>
-          <w:sz w:val="26"/>
-          <w:szCs w:val="26"/>
-        </w:rPr>
-      </w:pPr>
-      <w:r>
-        <w:rPr>
-          <w:rFonts w:hint="default" w:ascii="Times New Roman" w:hAnsi="Times New Roman"/>
-          <w:sz w:val="26"/>
-          <w:szCs w:val="26"/>
-        </w:rPr>
-        <w:t>1.2 Ứng dụng mô hình Tuckman</w:t>
-      </w:r>
-    </w:p>
-    <w:p>
-      <w:pPr>
-        <w:rPr>
-          <w:rFonts w:hint="default" w:ascii="Times New Roman" w:hAnsi="Times New Roman"/>
-          <w:sz w:val="26"/>
-          <w:szCs w:val="26"/>
-        </w:rPr>
-      </w:pPr>
-      <w:r>
-        <w:rPr>
-          <w:rFonts w:hint="default" w:ascii="Times New Roman" w:hAnsi="Times New Roman"/>
-          <w:sz w:val="26"/>
-          <w:szCs w:val="26"/>
-        </w:rPr>
-        <w:t>Sự chuyển biến tâm lý của nhóm từ tuần 1 sang tuần 3 là một minh họa sách giáo khoa cho hai giai đoạn đầu tiên trong mô hình phát triển nhóm của Bruce Tuckman:</w:t>
-      </w:r>
-    </w:p>
-    <w:p>
-      <w:pPr>
-        <w:rPr>
-          <w:rFonts w:hint="default" w:ascii="Times New Roman" w:hAnsi="Times New Roman"/>
-          <w:sz w:val="26"/>
-          <w:szCs w:val="26"/>
-        </w:rPr>
-      </w:pPr>
-    </w:p>
-    <w:p>
-      <w:pPr>
-        <w:rPr>
-          <w:rFonts w:hint="default" w:ascii="Times New Roman" w:hAnsi="Times New Roman"/>
-          <w:sz w:val="26"/>
-          <w:szCs w:val="26"/>
-        </w:rPr>
-      </w:pPr>
-      <w:r>
-        <w:rPr>
-          <w:rFonts w:hint="default" w:ascii="Times New Roman" w:hAnsi="Times New Roman"/>
-          <w:sz w:val="26"/>
-          <w:szCs w:val="26"/>
-        </w:rPr>
-        <w:t>Tuần 1 - Giai đoạn Hình thành (Forming):</w:t>
-      </w:r>
-    </w:p>
-    <w:p>
-      <w:pPr>
-        <w:rPr>
-          <w:rFonts w:hint="default" w:ascii="Times New Roman" w:hAnsi="Times New Roman"/>
-          <w:sz w:val="26"/>
-          <w:szCs w:val="26"/>
-        </w:rPr>
-      </w:pPr>
-    </w:p>
-    <w:p>
-      <w:pPr>
-        <w:rPr>
-          <w:rFonts w:hint="default" w:ascii="Times New Roman" w:hAnsi="Times New Roman"/>
-          <w:sz w:val="26"/>
-          <w:szCs w:val="26"/>
-        </w:rPr>
-      </w:pPr>
-      <w:r>
-        <w:rPr>
-          <w:rFonts w:hint="default" w:ascii="Times New Roman" w:hAnsi="Times New Roman"/>
-          <w:sz w:val="26"/>
-          <w:szCs w:val="26"/>
-        </w:rPr>
-        <w:t>Đặc điểm lý thuyết: Các thành viên mới làm quen, dè dặt, lịch sự, tránh xung đột và phụ thuộc nhiều vào người lãnh đạo để biết mình phải làm gì.</w:t>
-      </w:r>
-    </w:p>
-    <w:p>
-      <w:pPr>
-        <w:rPr>
-          <w:rFonts w:hint="default" w:ascii="Times New Roman" w:hAnsi="Times New Roman"/>
-          <w:sz w:val="26"/>
-          <w:szCs w:val="26"/>
-        </w:rPr>
-      </w:pPr>
-    </w:p>
-    <w:p>
-      <w:pPr>
-        <w:rPr>
-          <w:rFonts w:hint="default" w:ascii="Times New Roman" w:hAnsi="Times New Roman"/>
-          <w:sz w:val="26"/>
-          <w:szCs w:val="26"/>
-        </w:rPr>
-      </w:pPr>
-      <w:r>
-        <w:rPr>
-          <w:rFonts w:hint="default" w:ascii="Times New Roman" w:hAnsi="Times New Roman"/>
-          <w:sz w:val="26"/>
-          <w:szCs w:val="26"/>
-        </w:rPr>
-        <w:t>Dấu hiệu trong tình huống: Mọi người “tỏ ra rất lịch sự, giữ ý” và có tâm lý “chủ yếu chờ đợi Trưởng nhóm phân công công việc”. Nhóm chưa có xung đột vì chưa thực sự va chạm trong công việc thực tế.</w:t>
-      </w:r>
-    </w:p>
-    <w:p>
-      <w:pPr>
-        <w:rPr>
-          <w:rFonts w:hint="default" w:ascii="Times New Roman" w:hAnsi="Times New Roman"/>
-          <w:sz w:val="26"/>
-          <w:szCs w:val="26"/>
-        </w:rPr>
-      </w:pPr>
-    </w:p>
-    <w:p>
-      <w:pPr>
-        <w:rPr>
-          <w:rFonts w:hint="default" w:ascii="Times New Roman" w:hAnsi="Times New Roman"/>
-          <w:sz w:val="26"/>
-          <w:szCs w:val="26"/>
-        </w:rPr>
-      </w:pPr>
-      <w:r>
-        <w:rPr>
-          <w:rFonts w:hint="default" w:ascii="Times New Roman" w:hAnsi="Times New Roman"/>
-          <w:sz w:val="26"/>
-          <w:szCs w:val="26"/>
-        </w:rPr>
-        <w:t>Tuần 3 - Giai đoạn Xung đột (Storming):</w:t>
-      </w:r>
-    </w:p>
-    <w:p>
-      <w:pPr>
-        <w:rPr>
-          <w:rFonts w:hint="default" w:ascii="Times New Roman" w:hAnsi="Times New Roman"/>
-          <w:sz w:val="26"/>
-          <w:szCs w:val="26"/>
-        </w:rPr>
-      </w:pPr>
-    </w:p>
-    <w:p>
-      <w:pPr>
-        <w:rPr>
-          <w:rFonts w:hint="default" w:ascii="Times New Roman" w:hAnsi="Times New Roman"/>
-          <w:sz w:val="26"/>
-          <w:szCs w:val="26"/>
-        </w:rPr>
-      </w:pPr>
-      <w:r>
-        <w:rPr>
-          <w:rFonts w:hint="default" w:ascii="Times New Roman" w:hAnsi="Times New Roman"/>
-          <w:sz w:val="26"/>
-          <w:szCs w:val="26"/>
-        </w:rPr>
-        <w:t>Đặc điểm lý thuyết: Khi bắt đầu triển khai công việc, sự khác biệt về phong cách, quan điểm và lợi ích cá nhân bộc lộ. Các thành viên bắt đầu tranh giành ảnh hưởng, phản kháng lại các rào cản và thường xuyên xảy ra mâu thuẫn.</w:t>
-      </w:r>
-    </w:p>
-    <w:p>
-      <w:pPr>
-        <w:rPr>
-          <w:rFonts w:hint="default" w:ascii="Times New Roman" w:hAnsi="Times New Roman"/>
-          <w:sz w:val="26"/>
-          <w:szCs w:val="26"/>
-        </w:rPr>
-      </w:pPr>
-    </w:p>
-    <w:p>
-      <w:pPr>
-        <w:rPr>
-          <w:rFonts w:hint="default" w:ascii="Times New Roman" w:hAnsi="Times New Roman"/>
-          <w:sz w:val="26"/>
-          <w:szCs w:val="26"/>
-        </w:rPr>
-      </w:pPr>
-      <w:r>
-        <w:rPr>
-          <w:rFonts w:hint="default" w:ascii="Times New Roman" w:hAnsi="Times New Roman"/>
-          <w:sz w:val="26"/>
-          <w:szCs w:val="26"/>
-        </w:rPr>
-        <w:t>Dấu hiệu trong tình huống: Không khí “rất căng thẳng”. Xuất hiện “tranh luận gay gắt” (Nội dung vs. Thiết kế), sự bất mãn, “phàn nàn” (Quản lý ngân sách) và sự áp đặt quan điểm cá nhân (Người liên hệ đối tác).</w:t>
-      </w:r>
-    </w:p>
-    <w:p>
-      <w:pPr>
-        <w:rPr>
-          <w:rFonts w:hint="default" w:ascii="Times New Roman" w:hAnsi="Times New Roman"/>
-          <w:sz w:val="26"/>
-          <w:szCs w:val="26"/>
-        </w:rPr>
-      </w:pPr>
-    </w:p>
-    <w:p>
-      <w:pPr>
-        <w:rPr>
-          <w:rFonts w:hint="default" w:ascii="Times New Roman" w:hAnsi="Times New Roman"/>
-          <w:sz w:val="26"/>
-          <w:szCs w:val="26"/>
-        </w:rPr>
-      </w:pPr>
-      <w:r>
-        <w:rPr>
-          <w:rFonts w:hint="default" w:ascii="Times New Roman" w:hAnsi="Times New Roman"/>
-          <w:sz w:val="26"/>
-          <w:szCs w:val="26"/>
-        </w:rPr>
-        <w:t>2. Chẩn đoán nguyên nhân và hệ lụy (Nhiệm vụ 2)</w:t>
-      </w:r>
-    </w:p>
-    <w:p>
-      <w:pPr>
-        <w:rPr>
-          <w:rFonts w:hint="default" w:ascii="Times New Roman" w:hAnsi="Times New Roman"/>
-          <w:sz w:val="26"/>
-          <w:szCs w:val="26"/>
-        </w:rPr>
-      </w:pPr>
-      <w:r>
-        <w:rPr>
-          <w:rFonts w:hint="default" w:ascii="Times New Roman" w:hAnsi="Times New Roman"/>
-          <w:sz w:val="26"/>
-          <w:szCs w:val="26"/>
-        </w:rPr>
-        <w:t>2.1 Nhận diện khó khăn</w:t>
-      </w:r>
-    </w:p>
-    <w:p>
-      <w:pPr>
-        <w:rPr>
-          <w:rFonts w:hint="default" w:ascii="Times New Roman" w:hAnsi="Times New Roman"/>
-          <w:sz w:val="26"/>
-          <w:szCs w:val="26"/>
-        </w:rPr>
-      </w:pPr>
-      <w:r>
-        <w:rPr>
-          <w:rFonts w:hint="default" w:ascii="Times New Roman" w:hAnsi="Times New Roman"/>
-          <w:sz w:val="26"/>
-          <w:szCs w:val="26"/>
-        </w:rPr>
-        <w:t>Đối chiếu với các rào cản phổ biến khi làm việc nhóm, tập thể này đang mắc phải 4 vấn đề nghiêm trọng:</w:t>
-      </w:r>
-    </w:p>
-    <w:p>
-      <w:pPr>
-        <w:rPr>
-          <w:rFonts w:hint="default" w:ascii="Times New Roman" w:hAnsi="Times New Roman"/>
-          <w:sz w:val="26"/>
-          <w:szCs w:val="26"/>
-        </w:rPr>
-      </w:pPr>
-    </w:p>
-    <w:p>
-      <w:pPr>
-        <w:rPr>
-          <w:rFonts w:hint="default" w:ascii="Times New Roman" w:hAnsi="Times New Roman"/>
-          <w:sz w:val="26"/>
-          <w:szCs w:val="26"/>
-        </w:rPr>
-      </w:pPr>
-      <w:r>
-        <w:rPr>
-          <w:rFonts w:hint="default" w:ascii="Times New Roman" w:hAnsi="Times New Roman"/>
-          <w:sz w:val="26"/>
-          <w:szCs w:val="26"/>
-        </w:rPr>
-        <w:t>Giao tiếp kém và thiếu kỹ năng phối hợp: Biểu hiện rõ nhất ở Người phụ trách nội dung và Người thiết kế. Thay vì ngồi lại làm rõ "brief" (yêu cầu thiết kế) và cập nhật tiến độ, họ lại chọn cách đổ lỗi cho nhau (thiết kế chê nội dung chung chung, nội dung chê thiết kế không đọc kỹ).</w:t>
-      </w:r>
     </w:p>
     <w:p>
       <w:pPr>
@@ -1460,6 +1462,7 @@
       <w:jc w:val="left"/>
     </w:pPr>
     <w:rPr>
+      <w:rFonts w:ascii="Times New Roman" w:hAnsi="Times New Roman" w:eastAsia="SimSun" w:cs="Times New Roman"/>
       <w:kern w:val="0"/>
       <w:sz w:val="24"/>
       <w:szCs w:val="24"/>
